--- a/pr-preview/pr-354/chapters/defining-terms-tracked-changes.docx
+++ b/pr-preview/pr-354/chapters/defining-terms-tracked-changes.docx
@@ -26,7 +26,7 @@
       </w:pPr>
       <w:ins w:id="2" w:author="PR Preview" w:date="2026-01-01T00:00:00Z">
         <w:r>
-          <w:t xml:space="preserve">Last modified: 2026-10-26 00:41:12 (PDT)</w:t>
+          <w:t xml:space="preserve">Last modified: 2026-10-26 00:52:41 (PDT)</w:t>
         </w:r>
       </w:ins>
     </w:p>

--- a/pr-preview/pr-354/chapters/defining-terms-tracked-changes.docx
+++ b/pr-preview/pr-354/chapters/defining-terms-tracked-changes.docx
@@ -26,7 +26,7 @@
       </w:pPr>
       <w:ins w:id="2" w:author="PR Preview" w:date="2026-01-01T00:00:00Z">
         <w:r>
-          <w:t xml:space="preserve">Last modified: 2026-10-26 00:52:41 (PDT)</w:t>
+          <w:t xml:space="preserve">Last modified: 2026-10-26 01:03:10 (PDT)</w:t>
         </w:r>
       </w:ins>
     </w:p>

--- a/pr-preview/pr-354/chapters/defining-terms-tracked-changes.docx
+++ b/pr-preview/pr-354/chapters/defining-terms-tracked-changes.docx
@@ -26,7 +26,7 @@
       </w:pPr>
       <w:ins w:id="2" w:author="PR Preview" w:date="2026-01-01T00:00:00Z">
         <w:r>
-          <w:t xml:space="preserve">Last modified: 2026-10-26 01:03:10 (PDT)</w:t>
+          <w:t xml:space="preserve">Last modified: 2026-10-26 01:14:04 (PDT)</w:t>
         </w:r>
       </w:ins>
     </w:p>

--- a/pr-preview/pr-354/chapters/defining-terms-tracked-changes.docx
+++ b/pr-preview/pr-354/chapters/defining-terms-tracked-changes.docx
@@ -16,7 +16,7 @@
       </w:pPr>
       <w:del w:id="1" w:author="PR Preview" w:date="2026-01-01T00:00:00Z">
         <w:r>
-          <w:delText xml:space="preserve">Last modified: 2026-10-25 19:48:50 (PDT)</w:delText>
+          <w:delText xml:space="preserve">Last modified: 2026-10-26 00:55:25 (PDT)</w:delText>
         </w:r>
       </w:del>
     </w:p>
@@ -26,7 +26,7 @@
       </w:pPr>
       <w:ins w:id="2" w:author="PR Preview" w:date="2026-01-01T00:00:00Z">
         <w:r>
-          <w:t xml:space="preserve">Last modified: 2026-10-26 01:14:04 (PDT)</w:t>
+          <w:t xml:space="preserve">Last modified: 2026-10-26 01:27:10 (PDT)</w:t>
         </w:r>
       </w:ins>
     </w:p>
@@ -2346,67 +2346,212 @@
           <w:numId w:val="1001"/>
         </w:numPr>
       </w:pPr>
-      <w:r>
-        <w:rPr>
-          <w:b/>
-          <w:bCs/>
-        </w:rPr>
-        <w:t xml:space="preserve">Define in the most general form the document needs:</w:t>
-      </w:r>
-      <w:r>
-        <w:t xml:space="preserve"> </w:t>
-      </w:r>
-      <w:r>
-        <w:t xml:space="preserve">State the concept at the level of generality</w:t>
-      </w:r>
-      <w:r>
-        <w:t xml:space="preserve"> </w:t>
-      </w:r>
-      <w:r>
-        <w:t xml:space="preserve">the rest of the document relies on,</w:t>
-      </w:r>
-      <w:r>
-        <w:t xml:space="preserve"> </w:t>
-      </w:r>
-      <w:r>
-        <w:t xml:space="preserve">not just for the first case the reader meets.</w:t>
-      </w:r>
-      <w:r>
-        <w:t xml:space="preserve"> </w:t>
-      </w:r>
-      <w:r>
-        <w:t xml:space="preserve">For example, define the residual sum of squares</w:t>
-      </w:r>
-      <w:r>
-        <w:t xml:space="preserve"> </w:t>
-      </w:r>
-      <w:r>
-        <w:t xml:space="preserve">as the sum of squared residuals of any fitted model,</w:t>
-      </w:r>
-      <w:r>
-        <w:t xml:space="preserve"> </w:t>
-      </w:r>
-      <w:r>
-        <w:t xml:space="preserve">not as a formula for a straight line.</w:t>
-      </w:r>
-      <w:r>
-        <w:t xml:space="preserve"> </w:t>
-      </w:r>
-      <w:r>
-        <w:t xml:space="preserve">A definition tied to one special case</w:t>
-      </w:r>
-      <w:r>
-        <w:t xml:space="preserve"> </w:t>
-      </w:r>
-      <w:r>
-        <w:t xml:space="preserve">has to be restated, or silently stretched,</w:t>
-      </w:r>
-      <w:r>
-        <w:t xml:space="preserve"> </w:t>
-      </w:r>
-      <w:r>
-        <w:t xml:space="preserve">the first time the document needs the general case.</w:t>
-      </w:r>
+      <w:del w:id="3" w:author="PR Preview" w:date="2026-01-01T00:00:00Z">
+        <w:r>
+          <w:rPr>
+            <w:b/>
+            <w:bCs/>
+          </w:rPr>
+          <w:delText xml:space="preserve">Define in the most general form the document needs:</w:delText>
+        </w:r>
+      </w:del>
+      <w:del w:id="4" w:author="PR Preview" w:date="2026-01-01T00:00:00Z">
+        <w:r>
+          <w:delText xml:space="preserve"> </w:delText>
+        </w:r>
+      </w:del>
+      <w:del w:id="5" w:author="PR Preview" w:date="2026-01-01T00:00:00Z">
+        <w:r>
+          <w:delText xml:space="preserve">State the concept at the level of generality</w:delText>
+        </w:r>
+      </w:del>
+      <w:del w:id="6" w:author="PR Preview" w:date="2026-01-01T00:00:00Z">
+        <w:r>
+          <w:delText xml:space="preserve"> </w:delText>
+        </w:r>
+      </w:del>
+      <w:del w:id="7" w:author="PR Preview" w:date="2026-01-01T00:00:00Z">
+        <w:r>
+          <w:delText xml:space="preserve">the rest of the document relies on,</w:delText>
+        </w:r>
+      </w:del>
+      <w:del w:id="8" w:author="PR Preview" w:date="2026-01-01T00:00:00Z">
+        <w:r>
+          <w:delText xml:space="preserve"> </w:delText>
+        </w:r>
+      </w:del>
+      <w:del w:id="9" w:author="PR Preview" w:date="2026-01-01T00:00:00Z">
+        <w:r>
+          <w:delText xml:space="preserve">not just for the first case the reader meets.</w:delText>
+        </w:r>
+      </w:del>
+      <w:del w:id="10" w:author="PR Preview" w:date="2026-01-01T00:00:00Z">
+        <w:r>
+          <w:delText xml:space="preserve"> </w:delText>
+        </w:r>
+      </w:del>
+      <w:del w:id="11" w:author="PR Preview" w:date="2026-01-01T00:00:00Z">
+        <w:r>
+          <w:delText xml:space="preserve">For example, define the residual sum of squares</w:delText>
+        </w:r>
+      </w:del>
+      <w:del w:id="12" w:author="PR Preview" w:date="2026-01-01T00:00:00Z">
+        <w:r>
+          <w:delText xml:space="preserve"> </w:delText>
+        </w:r>
+      </w:del>
+      <w:del w:id="13" w:author="PR Preview" w:date="2026-01-01T00:00:00Z">
+        <w:r>
+          <w:delText xml:space="preserve">as the sum of squared residuals of any fitted model,</w:delText>
+        </w:r>
+      </w:del>
+      <w:del w:id="14" w:author="PR Preview" w:date="2026-01-01T00:00:00Z">
+        <w:r>
+          <w:delText xml:space="preserve"> </w:delText>
+        </w:r>
+      </w:del>
+      <w:del w:id="15" w:author="PR Preview" w:date="2026-01-01T00:00:00Z">
+        <w:r>
+          <w:delText xml:space="preserve">not as a formula for a straight line.</w:delText>
+        </w:r>
+      </w:del>
+      <w:del w:id="16" w:author="PR Preview" w:date="2026-01-01T00:00:00Z">
+        <w:r>
+          <w:delText xml:space="preserve"> </w:delText>
+        </w:r>
+      </w:del>
+      <w:del w:id="17" w:author="PR Preview" w:date="2026-01-01T00:00:00Z">
+        <w:r>
+          <w:delText xml:space="preserve">A definition tied to one special case</w:delText>
+        </w:r>
+      </w:del>
+      <w:del w:id="18" w:author="PR Preview" w:date="2026-01-01T00:00:00Z">
+        <w:r>
+          <w:delText xml:space="preserve"> </w:delText>
+        </w:r>
+      </w:del>
+      <w:del w:id="19" w:author="PR Preview" w:date="2026-01-01T00:00:00Z">
+        <w:r>
+          <w:delText xml:space="preserve">has to be restated, or silently stretched,</w:delText>
+        </w:r>
+      </w:del>
+      <w:del w:id="20" w:author="PR Preview" w:date="2026-01-01T00:00:00Z">
+        <w:r>
+          <w:delText xml:space="preserve"> </w:delText>
+        </w:r>
+      </w:del>
+      <w:del w:id="21" w:author="PR Preview" w:date="2026-01-01T00:00:00Z">
+        <w:r>
+          <w:delText xml:space="preserve">the first time the document needs the general case.</w:delText>
+        </w:r>
+      </w:del>
+    </w:p>
+    <w:p>
+      <w:pPr>
+        <w:numPr>
+          <w:ilvl w:val="0"/>
+          <w:numId w:val="1001"/>
+        </w:numPr>
+      </w:pPr>
+      <w:ins w:id="22" w:author="PR Preview" w:date="2026-01-01T00:00:00Z">
+        <w:r>
+          <w:rPr>
+            <w:b/>
+            <w:bCs/>
+          </w:rPr>
+          <w:t xml:space="preserve">Define in the most general form the document needs:</w:t>
+        </w:r>
+      </w:ins>
+      <w:ins w:id="23" w:author="PR Preview" w:date="2026-01-01T00:00:00Z">
+        <w:r>
+          <w:t xml:space="preserve"> </w:t>
+        </w:r>
+      </w:ins>
+      <w:ins w:id="24" w:author="PR Preview" w:date="2026-01-01T00:00:00Z">
+        <w:r>
+          <w:t xml:space="preserve">State the concept at the level of generality</w:t>
+        </w:r>
+      </w:ins>
+      <w:ins w:id="25" w:author="PR Preview" w:date="2026-01-01T00:00:00Z">
+        <w:r>
+          <w:t xml:space="preserve"> </w:t>
+        </w:r>
+      </w:ins>
+      <w:ins w:id="26" w:author="PR Preview" w:date="2026-01-01T00:00:00Z">
+        <w:r>
+          <w:t xml:space="preserve">the rest of the document relies on,</w:t>
+        </w:r>
+      </w:ins>
+      <w:ins w:id="27" w:author="PR Preview" w:date="2026-01-01T00:00:00Z">
+        <w:r>
+          <w:t xml:space="preserve"> </w:t>
+        </w:r>
+      </w:ins>
+      <w:ins w:id="28" w:author="PR Preview" w:date="2026-01-01T00:00:00Z">
+        <w:r>
+          <w:t xml:space="preserve">not just for the first case the reader encounters.</w:t>
+        </w:r>
+      </w:ins>
+      <w:ins w:id="29" w:author="PR Preview" w:date="2026-01-01T00:00:00Z">
+        <w:r>
+          <w:t xml:space="preserve"> </w:t>
+        </w:r>
+      </w:ins>
+      <w:ins w:id="30" w:author="PR Preview" w:date="2026-01-01T00:00:00Z">
+        <w:r>
+          <w:t xml:space="preserve">For example, define the residual sum of squares</w:t>
+        </w:r>
+      </w:ins>
+      <w:ins w:id="31" w:author="PR Preview" w:date="2026-01-01T00:00:00Z">
+        <w:r>
+          <w:t xml:space="preserve"> </w:t>
+        </w:r>
+      </w:ins>
+      <w:ins w:id="32" w:author="PR Preview" w:date="2026-01-01T00:00:00Z">
+        <w:r>
+          <w:t xml:space="preserve">as the sum of squared residuals of any fitted model,</w:t>
+        </w:r>
+      </w:ins>
+      <w:ins w:id="33" w:author="PR Preview" w:date="2026-01-01T00:00:00Z">
+        <w:r>
+          <w:t xml:space="preserve"> </w:t>
+        </w:r>
+      </w:ins>
+      <w:ins w:id="34" w:author="PR Preview" w:date="2026-01-01T00:00:00Z">
+        <w:r>
+          <w:t xml:space="preserve">not as a formula for a straight line.</w:t>
+        </w:r>
+      </w:ins>
+      <w:ins w:id="35" w:author="PR Preview" w:date="2026-01-01T00:00:00Z">
+        <w:r>
+          <w:t xml:space="preserve"> </w:t>
+        </w:r>
+      </w:ins>
+      <w:ins w:id="36" w:author="PR Preview" w:date="2026-01-01T00:00:00Z">
+        <w:r>
+          <w:t xml:space="preserve">A definition tied to one special case</w:t>
+        </w:r>
+      </w:ins>
+      <w:ins w:id="37" w:author="PR Preview" w:date="2026-01-01T00:00:00Z">
+        <w:r>
+          <w:t xml:space="preserve"> </w:t>
+        </w:r>
+      </w:ins>
+      <w:ins w:id="38" w:author="PR Preview" w:date="2026-01-01T00:00:00Z">
+        <w:r>
+          <w:t xml:space="preserve">has to be restated, or silently stretched,</w:t>
+        </w:r>
+      </w:ins>
+      <w:ins w:id="39" w:author="PR Preview" w:date="2026-01-01T00:00:00Z">
+        <w:r>
+          <w:t xml:space="preserve"> </w:t>
+        </w:r>
+      </w:ins>
+      <w:ins w:id="40" w:author="PR Preview" w:date="2026-01-01T00:00:00Z">
+        <w:r>
+          <w:t xml:space="preserve">the first time the document needs the general case.</w:t>
+        </w:r>
+      </w:ins>
     </w:p>
     <w:p>
       <w:pPr>
@@ -3314,205 +3459,668 @@
           <w:numId w:val="1001"/>
         </w:numPr>
       </w:pPr>
-      <w:r>
-        <w:rPr>
-          <w:b/>
-          <w:bCs/>
-        </w:rPr>
-        <w:t xml:space="preserve">Do not presuppose what the reader has not met:</w:t>
-      </w:r>
-      <w:r>
-        <w:t xml:space="preserve"> </w:t>
-      </w:r>
-      <w:r>
-        <w:t xml:space="preserve">A definite noun phrase, one that starts with</w:t>
-      </w:r>
-      <w:r>
-        <w:t xml:space="preserve"> </w:t>
-      </w:r>
-      <w:r>
-        <w:t xml:space="preserve">“the”</w:t>
-      </w:r>
-      <w:r>
-        <w:t xml:space="preserve">,</w:t>
-      </w:r>
-      <w:r>
-        <w:t xml:space="preserve"> </w:t>
-      </w:r>
-      <w:r>
-        <w:t xml:space="preserve">presupposes that the reader already knows what it refers to.</w:t>
-      </w:r>
-      <w:r>
-        <w:t xml:space="preserve"> </w:t>
-      </w:r>
-      <w:r>
-        <w:t xml:space="preserve">“Fit a line to the synthetic data”</w:t>
-      </w:r>
-      <w:r>
-        <w:t xml:space="preserve"> </w:t>
-      </w:r>
-      <w:r>
-        <w:t xml:space="preserve">is unjustified</w:t>
-      </w:r>
-      <w:r>
-        <w:t xml:space="preserve"> </w:t>
-      </w:r>
-      <w:r>
-        <w:t xml:space="preserve">if no earlier sentence has said which data these are, or where they came from.</w:t>
-      </w:r>
-      <w:r>
-        <w:t xml:space="preserve"> </w:t>
-      </w:r>
-      <w:r>
-        <w:t xml:space="preserve">Check each</w:t>
-      </w:r>
-      <w:r>
-        <w:t xml:space="preserve"> </w:t>
-      </w:r>
-      <w:r>
-        <w:t xml:space="preserve">“the …”</w:t>
-      </w:r>
-      <w:r>
-        <w:t xml:space="preserve"> </w:t>
-      </w:r>
-      <w:r>
-        <w:t xml:space="preserve">phrase for a referent the reader has already seen.</w:t>
-      </w:r>
-      <w:r>
-        <w:t xml:space="preserve"> </w:t>
-      </w:r>
-      <w:r>
-        <w:t xml:space="preserve">If there is none, introduce the referent first,</w:t>
-      </w:r>
-      <w:r>
-        <w:t xml:space="preserve"> </w:t>
-      </w:r>
-      <w:r>
-        <w:t xml:space="preserve">or write</w:t>
-      </w:r>
-      <w:r>
-        <w:t xml:space="preserve"> </w:t>
-      </w:r>
-      <w:r>
-        <w:t xml:space="preserve">“a”</w:t>
-      </w:r>
-      <w:r>
-        <w:t xml:space="preserve"> </w:t>
-      </w:r>
-      <w:r>
-        <w:t xml:space="preserve">or</w:t>
-      </w:r>
-      <w:r>
-        <w:t xml:space="preserve"> </w:t>
-      </w:r>
-      <w:r>
-        <w:t xml:space="preserve">“some”</w:t>
-      </w:r>
-      <w:r>
-        <w:t xml:space="preserve"> </w:t>
-      </w:r>
-      <w:r>
-        <w:t xml:space="preserve">in place of</w:t>
-      </w:r>
-      <w:r>
-        <w:t xml:space="preserve"> </w:t>
-      </w:r>
-      <w:r>
-        <w:t xml:space="preserve">“the”</w:t>
-      </w:r>
-      <w:r>
-        <w:t xml:space="preserve">.</w:t>
-      </w:r>
-      <w:r>
-        <w:t xml:space="preserve"> </w:t>
-      </w:r>
-      <w:r>
-        <w:t xml:space="preserve">Then link each definite noun phrase to what it refers to,</w:t>
-      </w:r>
-      <w:r>
-        <w:t xml:space="preserve"> </w:t>
-      </w:r>
-      <w:r>
-        <w:t xml:space="preserve">with a cross-reference such as</w:t>
-      </w:r>
-      <w:r>
-        <w:t xml:space="preserve"> </w:t>
-      </w:r>
-      <w:r>
-        <w:rPr>
-          <w:rStyle w:val="VerbatimChar"/>
-        </w:rPr>
-        <w:t xml:space="preserve">[the synthetic data](#exm-synthetic-data)</w:t>
-      </w:r>
-      <w:r>
-        <w:t xml:space="preserve">,</w:t>
-      </w:r>
-      <w:r>
-        <w:t xml:space="preserve"> </w:t>
-      </w:r>
-      <w:r>
-        <w:t xml:space="preserve">so that a reader who has forgotten or skipped the referent can find it.</w:t>
-      </w:r>
-      <w:r>
-        <w:t xml:space="preserve"> </w:t>
-      </w:r>
-      <w:r>
-        <w:t xml:space="preserve">Skip the link when the referent is introduced in the same div,</w:t>
-      </w:r>
-      <w:r>
-        <w:t xml:space="preserve"> </w:t>
-      </w:r>
-      <w:r>
-        <w:t xml:space="preserve">or in the same prose passage, as the phrase.</w:t>
-      </w:r>
-      <w:r>
-        <w:t xml:space="preserve"> </w:t>
-      </w:r>
-      <w:r>
-        <w:t xml:space="preserve">Inside a div, the antecedent has to be in that div:</w:t>
-      </w:r>
-      <w:r>
-        <w:t xml:space="preserve"> </w:t>
-      </w:r>
-      <w:r>
-        <w:t xml:space="preserve">an earlier div does not count,</w:t>
-      </w:r>
-      <w:r>
-        <w:t xml:space="preserve"> </w:t>
-      </w:r>
-      <w:r>
-        <w:t xml:space="preserve">because readers jump into the middle of a page.</w:t>
-      </w:r>
-      <w:r>
-        <w:t xml:space="preserve"> </w:t>
-      </w:r>
-      <w:r>
-        <w:t xml:space="preserve">For example, an exercise that says</w:t>
-      </w:r>
-      <w:r>
-        <w:t xml:space="preserve"> </w:t>
-      </w:r>
-      <w:r>
-        <w:t xml:space="preserve">“Explain the labels”</w:t>
-      </w:r>
-      <w:r>
-        <w:t xml:space="preserve"> </w:t>
-      </w:r>
-      <w:r>
-        <w:t xml:space="preserve">with no labels named in it</w:t>
-      </w:r>
-      <w:r>
-        <w:t xml:space="preserve"> </w:t>
-      </w:r>
-      <w:r>
-        <w:t xml:space="preserve">has no antecedent, even if an earlier exercise names some.</w:t>
-      </w:r>
-      <w:r>
-        <w:t xml:space="preserve"> </w:t>
-      </w:r>
-      <w:r>
-        <w:t xml:space="preserve">Name the labels in the exercise, or link them to where they are introduced.</w:t>
-      </w:r>
+      <w:del w:id="41" w:author="PR Preview" w:date="2026-01-01T00:00:00Z">
+        <w:r>
+          <w:rPr>
+            <w:b/>
+            <w:bCs/>
+          </w:rPr>
+          <w:delText xml:space="preserve">Do not presuppose what the reader has not met:</w:delText>
+        </w:r>
+      </w:del>
+      <w:del w:id="42" w:author="PR Preview" w:date="2026-01-01T00:00:00Z">
+        <w:r>
+          <w:delText xml:space="preserve"> </w:delText>
+        </w:r>
+      </w:del>
+      <w:del w:id="43" w:author="PR Preview" w:date="2026-01-01T00:00:00Z">
+        <w:r>
+          <w:delText xml:space="preserve">A definite noun phrase, one that starts with</w:delText>
+        </w:r>
+      </w:del>
+      <w:del w:id="44" w:author="PR Preview" w:date="2026-01-01T00:00:00Z">
+        <w:r>
+          <w:delText xml:space="preserve"> </w:delText>
+        </w:r>
+      </w:del>
+      <w:del w:id="45" w:author="PR Preview" w:date="2026-01-01T00:00:00Z">
+        <w:r>
+          <w:delText xml:space="preserve">“the”</w:delText>
+        </w:r>
+      </w:del>
+      <w:del w:id="46" w:author="PR Preview" w:date="2026-01-01T00:00:00Z">
+        <w:r>
+          <w:delText xml:space="preserve">,</w:delText>
+        </w:r>
+      </w:del>
+      <w:del w:id="47" w:author="PR Preview" w:date="2026-01-01T00:00:00Z">
+        <w:r>
+          <w:delText xml:space="preserve"> </w:delText>
+        </w:r>
+      </w:del>
+      <w:del w:id="48" w:author="PR Preview" w:date="2026-01-01T00:00:00Z">
+        <w:r>
+          <w:delText xml:space="preserve">presupposes that the reader already knows what it refers to.</w:delText>
+        </w:r>
+      </w:del>
+      <w:del w:id="49" w:author="PR Preview" w:date="2026-01-01T00:00:00Z">
+        <w:r>
+          <w:delText xml:space="preserve"> </w:delText>
+        </w:r>
+      </w:del>
+      <w:del w:id="50" w:author="PR Preview" w:date="2026-01-01T00:00:00Z">
+        <w:r>
+          <w:delText xml:space="preserve">“Fit a line to the synthetic data”</w:delText>
+        </w:r>
+      </w:del>
+      <w:del w:id="51" w:author="PR Preview" w:date="2026-01-01T00:00:00Z">
+        <w:r>
+          <w:delText xml:space="preserve"> </w:delText>
+        </w:r>
+      </w:del>
+      <w:del w:id="52" w:author="PR Preview" w:date="2026-01-01T00:00:00Z">
+        <w:r>
+          <w:delText xml:space="preserve">is unjustified</w:delText>
+        </w:r>
+      </w:del>
+      <w:del w:id="53" w:author="PR Preview" w:date="2026-01-01T00:00:00Z">
+        <w:r>
+          <w:delText xml:space="preserve"> </w:delText>
+        </w:r>
+      </w:del>
+      <w:del w:id="54" w:author="PR Preview" w:date="2026-01-01T00:00:00Z">
+        <w:r>
+          <w:delText xml:space="preserve">if no earlier sentence has said which data these are, or where they came from.</w:delText>
+        </w:r>
+      </w:del>
+      <w:del w:id="55" w:author="PR Preview" w:date="2026-01-01T00:00:00Z">
+        <w:r>
+          <w:delText xml:space="preserve"> </w:delText>
+        </w:r>
+      </w:del>
+      <w:del w:id="56" w:author="PR Preview" w:date="2026-01-01T00:00:00Z">
+        <w:r>
+          <w:delText xml:space="preserve">Check each</w:delText>
+        </w:r>
+      </w:del>
+      <w:del w:id="57" w:author="PR Preview" w:date="2026-01-01T00:00:00Z">
+        <w:r>
+          <w:delText xml:space="preserve"> </w:delText>
+        </w:r>
+      </w:del>
+      <w:del w:id="58" w:author="PR Preview" w:date="2026-01-01T00:00:00Z">
+        <w:r>
+          <w:delText xml:space="preserve">“the …”</w:delText>
+        </w:r>
+      </w:del>
+      <w:del w:id="59" w:author="PR Preview" w:date="2026-01-01T00:00:00Z">
+        <w:r>
+          <w:delText xml:space="preserve"> </w:delText>
+        </w:r>
+      </w:del>
+      <w:del w:id="60" w:author="PR Preview" w:date="2026-01-01T00:00:00Z">
+        <w:r>
+          <w:delText xml:space="preserve">phrase for a referent the reader has already seen.</w:delText>
+        </w:r>
+      </w:del>
+      <w:del w:id="61" w:author="PR Preview" w:date="2026-01-01T00:00:00Z">
+        <w:r>
+          <w:delText xml:space="preserve"> </w:delText>
+        </w:r>
+      </w:del>
+      <w:del w:id="62" w:author="PR Preview" w:date="2026-01-01T00:00:00Z">
+        <w:r>
+          <w:delText xml:space="preserve">If there is none, introduce the referent first,</w:delText>
+        </w:r>
+      </w:del>
+      <w:del w:id="63" w:author="PR Preview" w:date="2026-01-01T00:00:00Z">
+        <w:r>
+          <w:delText xml:space="preserve"> </w:delText>
+        </w:r>
+      </w:del>
+      <w:del w:id="64" w:author="PR Preview" w:date="2026-01-01T00:00:00Z">
+        <w:r>
+          <w:delText xml:space="preserve">or write</w:delText>
+        </w:r>
+      </w:del>
+      <w:del w:id="65" w:author="PR Preview" w:date="2026-01-01T00:00:00Z">
+        <w:r>
+          <w:delText xml:space="preserve"> </w:delText>
+        </w:r>
+      </w:del>
+      <w:del w:id="66" w:author="PR Preview" w:date="2026-01-01T00:00:00Z">
+        <w:r>
+          <w:delText xml:space="preserve">“a”</w:delText>
+        </w:r>
+      </w:del>
+      <w:del w:id="67" w:author="PR Preview" w:date="2026-01-01T00:00:00Z">
+        <w:r>
+          <w:delText xml:space="preserve"> </w:delText>
+        </w:r>
+      </w:del>
+      <w:del w:id="68" w:author="PR Preview" w:date="2026-01-01T00:00:00Z">
+        <w:r>
+          <w:delText xml:space="preserve">or</w:delText>
+        </w:r>
+      </w:del>
+      <w:del w:id="69" w:author="PR Preview" w:date="2026-01-01T00:00:00Z">
+        <w:r>
+          <w:delText xml:space="preserve"> </w:delText>
+        </w:r>
+      </w:del>
+      <w:del w:id="70" w:author="PR Preview" w:date="2026-01-01T00:00:00Z">
+        <w:r>
+          <w:delText xml:space="preserve">“some”</w:delText>
+        </w:r>
+      </w:del>
+      <w:del w:id="71" w:author="PR Preview" w:date="2026-01-01T00:00:00Z">
+        <w:r>
+          <w:delText xml:space="preserve"> </w:delText>
+        </w:r>
+      </w:del>
+      <w:del w:id="72" w:author="PR Preview" w:date="2026-01-01T00:00:00Z">
+        <w:r>
+          <w:delText xml:space="preserve">in place of</w:delText>
+        </w:r>
+      </w:del>
+      <w:del w:id="73" w:author="PR Preview" w:date="2026-01-01T00:00:00Z">
+        <w:r>
+          <w:delText xml:space="preserve"> </w:delText>
+        </w:r>
+      </w:del>
+      <w:del w:id="74" w:author="PR Preview" w:date="2026-01-01T00:00:00Z">
+        <w:r>
+          <w:delText xml:space="preserve">“the”</w:delText>
+        </w:r>
+      </w:del>
+      <w:del w:id="75" w:author="PR Preview" w:date="2026-01-01T00:00:00Z">
+        <w:r>
+          <w:delText xml:space="preserve">.</w:delText>
+        </w:r>
+      </w:del>
+      <w:del w:id="76" w:author="PR Preview" w:date="2026-01-01T00:00:00Z">
+        <w:r>
+          <w:delText xml:space="preserve"> </w:delText>
+        </w:r>
+      </w:del>
+      <w:del w:id="77" w:author="PR Preview" w:date="2026-01-01T00:00:00Z">
+        <w:r>
+          <w:delText xml:space="preserve">Then link each definite noun phrase to what it refers to,</w:delText>
+        </w:r>
+      </w:del>
+      <w:del w:id="78" w:author="PR Preview" w:date="2026-01-01T00:00:00Z">
+        <w:r>
+          <w:delText xml:space="preserve"> </w:delText>
+        </w:r>
+      </w:del>
+      <w:del w:id="79" w:author="PR Preview" w:date="2026-01-01T00:00:00Z">
+        <w:r>
+          <w:delText xml:space="preserve">with a cross-reference such as</w:delText>
+        </w:r>
+      </w:del>
+      <w:del w:id="80" w:author="PR Preview" w:date="2026-01-01T00:00:00Z">
+        <w:r>
+          <w:delText xml:space="preserve"> </w:delText>
+        </w:r>
+      </w:del>
+      <w:del w:id="81" w:author="PR Preview" w:date="2026-01-01T00:00:00Z">
+        <w:r>
+          <w:rPr>
+            <w:rStyle w:val="VerbatimChar"/>
+          </w:rPr>
+          <w:delText xml:space="preserve">[the synthetic data](#exm-synthetic-data)</w:delText>
+        </w:r>
+      </w:del>
+      <w:del w:id="82" w:author="PR Preview" w:date="2026-01-01T00:00:00Z">
+        <w:r>
+          <w:delText xml:space="preserve">,</w:delText>
+        </w:r>
+      </w:del>
+      <w:del w:id="83" w:author="PR Preview" w:date="2026-01-01T00:00:00Z">
+        <w:r>
+          <w:delText xml:space="preserve"> </w:delText>
+        </w:r>
+      </w:del>
+      <w:del w:id="84" w:author="PR Preview" w:date="2026-01-01T00:00:00Z">
+        <w:r>
+          <w:delText xml:space="preserve">so that a reader who has forgotten or skipped the referent can find it.</w:delText>
+        </w:r>
+      </w:del>
+      <w:del w:id="85" w:author="PR Preview" w:date="2026-01-01T00:00:00Z">
+        <w:r>
+          <w:delText xml:space="preserve"> </w:delText>
+        </w:r>
+      </w:del>
+      <w:del w:id="86" w:author="PR Preview" w:date="2026-01-01T00:00:00Z">
+        <w:r>
+          <w:delText xml:space="preserve">Skip the link when the referent is introduced in the same div,</w:delText>
+        </w:r>
+      </w:del>
+      <w:del w:id="87" w:author="PR Preview" w:date="2026-01-01T00:00:00Z">
+        <w:r>
+          <w:delText xml:space="preserve"> </w:delText>
+        </w:r>
+      </w:del>
+      <w:del w:id="88" w:author="PR Preview" w:date="2026-01-01T00:00:00Z">
+        <w:r>
+          <w:delText xml:space="preserve">or in the same prose passage, as the phrase.</w:delText>
+        </w:r>
+      </w:del>
+      <w:del w:id="89" w:author="PR Preview" w:date="2026-01-01T00:00:00Z">
+        <w:r>
+          <w:delText xml:space="preserve"> </w:delText>
+        </w:r>
+      </w:del>
+      <w:del w:id="90" w:author="PR Preview" w:date="2026-01-01T00:00:00Z">
+        <w:r>
+          <w:delText xml:space="preserve">Inside a div, the antecedent has to be in that div:</w:delText>
+        </w:r>
+      </w:del>
+      <w:del w:id="91" w:author="PR Preview" w:date="2026-01-01T00:00:00Z">
+        <w:r>
+          <w:delText xml:space="preserve"> </w:delText>
+        </w:r>
+      </w:del>
+      <w:del w:id="92" w:author="PR Preview" w:date="2026-01-01T00:00:00Z">
+        <w:r>
+          <w:delText xml:space="preserve">an earlier div does not count,</w:delText>
+        </w:r>
+      </w:del>
+      <w:del w:id="93" w:author="PR Preview" w:date="2026-01-01T00:00:00Z">
+        <w:r>
+          <w:delText xml:space="preserve"> </w:delText>
+        </w:r>
+      </w:del>
+      <w:del w:id="94" w:author="PR Preview" w:date="2026-01-01T00:00:00Z">
+        <w:r>
+          <w:delText xml:space="preserve">because readers jump into the middle of a page.</w:delText>
+        </w:r>
+      </w:del>
+      <w:del w:id="95" w:author="PR Preview" w:date="2026-01-01T00:00:00Z">
+        <w:r>
+          <w:delText xml:space="preserve"> </w:delText>
+        </w:r>
+      </w:del>
+      <w:del w:id="96" w:author="PR Preview" w:date="2026-01-01T00:00:00Z">
+        <w:r>
+          <w:delText xml:space="preserve">For example, an exercise that says</w:delText>
+        </w:r>
+      </w:del>
+      <w:del w:id="97" w:author="PR Preview" w:date="2026-01-01T00:00:00Z">
+        <w:r>
+          <w:delText xml:space="preserve"> </w:delText>
+        </w:r>
+      </w:del>
+      <w:del w:id="98" w:author="PR Preview" w:date="2026-01-01T00:00:00Z">
+        <w:r>
+          <w:delText xml:space="preserve">“Explain the labels”</w:delText>
+        </w:r>
+      </w:del>
+      <w:del w:id="99" w:author="PR Preview" w:date="2026-01-01T00:00:00Z">
+        <w:r>
+          <w:delText xml:space="preserve"> </w:delText>
+        </w:r>
+      </w:del>
+      <w:del w:id="100" w:author="PR Preview" w:date="2026-01-01T00:00:00Z">
+        <w:r>
+          <w:delText xml:space="preserve">with no labels named in it</w:delText>
+        </w:r>
+      </w:del>
+      <w:del w:id="101" w:author="PR Preview" w:date="2026-01-01T00:00:00Z">
+        <w:r>
+          <w:delText xml:space="preserve"> </w:delText>
+        </w:r>
+      </w:del>
+      <w:del w:id="102" w:author="PR Preview" w:date="2026-01-01T00:00:00Z">
+        <w:r>
+          <w:delText xml:space="preserve">has no antecedent, even if an earlier exercise names some.</w:delText>
+        </w:r>
+      </w:del>
+      <w:del w:id="103" w:author="PR Preview" w:date="2026-01-01T00:00:00Z">
+        <w:r>
+          <w:delText xml:space="preserve"> </w:delText>
+        </w:r>
+      </w:del>
+      <w:del w:id="104" w:author="PR Preview" w:date="2026-01-01T00:00:00Z">
+        <w:r>
+          <w:delText xml:space="preserve">Name the labels in the exercise, or link them to where they are introduced.</w:delText>
+        </w:r>
+      </w:del>
+    </w:p>
+    <w:p>
+      <w:pPr>
+        <w:numPr>
+          <w:ilvl w:val="0"/>
+          <w:numId w:val="1001"/>
+        </w:numPr>
+      </w:pPr>
+      <w:ins w:id="105" w:author="PR Preview" w:date="2026-01-01T00:00:00Z">
+        <w:r>
+          <w:rPr>
+            <w:b/>
+            <w:bCs/>
+          </w:rPr>
+          <w:t xml:space="preserve">Do not presuppose what the reader has not encountered:</w:t>
+        </w:r>
+      </w:ins>
+      <w:ins w:id="106" w:author="PR Preview" w:date="2026-01-01T00:00:00Z">
+        <w:r>
+          <w:t xml:space="preserve"> </w:t>
+        </w:r>
+      </w:ins>
+      <w:ins w:id="107" w:author="PR Preview" w:date="2026-01-01T00:00:00Z">
+        <w:r>
+          <w:t xml:space="preserve">A definite noun phrase, one that starts with</w:t>
+        </w:r>
+      </w:ins>
+      <w:ins w:id="108" w:author="PR Preview" w:date="2026-01-01T00:00:00Z">
+        <w:r>
+          <w:t xml:space="preserve"> </w:t>
+        </w:r>
+      </w:ins>
+      <w:ins w:id="109" w:author="PR Preview" w:date="2026-01-01T00:00:00Z">
+        <w:r>
+          <w:t xml:space="preserve">“the”</w:t>
+        </w:r>
+      </w:ins>
+      <w:ins w:id="110" w:author="PR Preview" w:date="2026-01-01T00:00:00Z">
+        <w:r>
+          <w:t xml:space="preserve">,</w:t>
+        </w:r>
+      </w:ins>
+      <w:ins w:id="111" w:author="PR Preview" w:date="2026-01-01T00:00:00Z">
+        <w:r>
+          <w:t xml:space="preserve"> </w:t>
+        </w:r>
+      </w:ins>
+      <w:ins w:id="112" w:author="PR Preview" w:date="2026-01-01T00:00:00Z">
+        <w:r>
+          <w:t xml:space="preserve">presupposes that the reader already knows what it refers to.</w:t>
+        </w:r>
+      </w:ins>
+      <w:ins w:id="113" w:author="PR Preview" w:date="2026-01-01T00:00:00Z">
+        <w:r>
+          <w:t xml:space="preserve"> </w:t>
+        </w:r>
+      </w:ins>
+      <w:ins w:id="114" w:author="PR Preview" w:date="2026-01-01T00:00:00Z">
+        <w:r>
+          <w:t xml:space="preserve">“Fit a line to the synthetic data”</w:t>
+        </w:r>
+      </w:ins>
+      <w:ins w:id="115" w:author="PR Preview" w:date="2026-01-01T00:00:00Z">
+        <w:r>
+          <w:t xml:space="preserve"> </w:t>
+        </w:r>
+      </w:ins>
+      <w:ins w:id="116" w:author="PR Preview" w:date="2026-01-01T00:00:00Z">
+        <w:r>
+          <w:t xml:space="preserve">is unjustified</w:t>
+        </w:r>
+      </w:ins>
+      <w:ins w:id="117" w:author="PR Preview" w:date="2026-01-01T00:00:00Z">
+        <w:r>
+          <w:t xml:space="preserve"> </w:t>
+        </w:r>
+      </w:ins>
+      <w:ins w:id="118" w:author="PR Preview" w:date="2026-01-01T00:00:00Z">
+        <w:r>
+          <w:t xml:space="preserve">if no earlier sentence has said which data these are, or where they came from.</w:t>
+        </w:r>
+      </w:ins>
+      <w:ins w:id="119" w:author="PR Preview" w:date="2026-01-01T00:00:00Z">
+        <w:r>
+          <w:t xml:space="preserve"> </w:t>
+        </w:r>
+      </w:ins>
+      <w:ins w:id="120" w:author="PR Preview" w:date="2026-01-01T00:00:00Z">
+        <w:r>
+          <w:t xml:space="preserve">Check each</w:t>
+        </w:r>
+      </w:ins>
+      <w:ins w:id="121" w:author="PR Preview" w:date="2026-01-01T00:00:00Z">
+        <w:r>
+          <w:t xml:space="preserve"> </w:t>
+        </w:r>
+      </w:ins>
+      <w:ins w:id="122" w:author="PR Preview" w:date="2026-01-01T00:00:00Z">
+        <w:r>
+          <w:t xml:space="preserve">“the …”</w:t>
+        </w:r>
+      </w:ins>
+      <w:ins w:id="123" w:author="PR Preview" w:date="2026-01-01T00:00:00Z">
+        <w:r>
+          <w:t xml:space="preserve"> </w:t>
+        </w:r>
+      </w:ins>
+      <w:ins w:id="124" w:author="PR Preview" w:date="2026-01-01T00:00:00Z">
+        <w:r>
+          <w:t xml:space="preserve">phrase for a referent the reader has already seen.</w:t>
+        </w:r>
+      </w:ins>
+      <w:ins w:id="125" w:author="PR Preview" w:date="2026-01-01T00:00:00Z">
+        <w:r>
+          <w:t xml:space="preserve"> </w:t>
+        </w:r>
+      </w:ins>
+      <w:ins w:id="126" w:author="PR Preview" w:date="2026-01-01T00:00:00Z">
+        <w:r>
+          <w:t xml:space="preserve">If there is none, introduce the referent first,</w:t>
+        </w:r>
+      </w:ins>
+      <w:ins w:id="127" w:author="PR Preview" w:date="2026-01-01T00:00:00Z">
+        <w:r>
+          <w:t xml:space="preserve"> </w:t>
+        </w:r>
+      </w:ins>
+      <w:ins w:id="128" w:author="PR Preview" w:date="2026-01-01T00:00:00Z">
+        <w:r>
+          <w:t xml:space="preserve">or write</w:t>
+        </w:r>
+      </w:ins>
+      <w:ins w:id="129" w:author="PR Preview" w:date="2026-01-01T00:00:00Z">
+        <w:r>
+          <w:t xml:space="preserve"> </w:t>
+        </w:r>
+      </w:ins>
+      <w:ins w:id="130" w:author="PR Preview" w:date="2026-01-01T00:00:00Z">
+        <w:r>
+          <w:t xml:space="preserve">“a”</w:t>
+        </w:r>
+      </w:ins>
+      <w:ins w:id="131" w:author="PR Preview" w:date="2026-01-01T00:00:00Z">
+        <w:r>
+          <w:t xml:space="preserve"> </w:t>
+        </w:r>
+      </w:ins>
+      <w:ins w:id="132" w:author="PR Preview" w:date="2026-01-01T00:00:00Z">
+        <w:r>
+          <w:t xml:space="preserve">or</w:t>
+        </w:r>
+      </w:ins>
+      <w:ins w:id="133" w:author="PR Preview" w:date="2026-01-01T00:00:00Z">
+        <w:r>
+          <w:t xml:space="preserve"> </w:t>
+        </w:r>
+      </w:ins>
+      <w:ins w:id="134" w:author="PR Preview" w:date="2026-01-01T00:00:00Z">
+        <w:r>
+          <w:t xml:space="preserve">“some”</w:t>
+        </w:r>
+      </w:ins>
+      <w:ins w:id="135" w:author="PR Preview" w:date="2026-01-01T00:00:00Z">
+        <w:r>
+          <w:t xml:space="preserve"> </w:t>
+        </w:r>
+      </w:ins>
+      <w:ins w:id="136" w:author="PR Preview" w:date="2026-01-01T00:00:00Z">
+        <w:r>
+          <w:t xml:space="preserve">in place of</w:t>
+        </w:r>
+      </w:ins>
+      <w:ins w:id="137" w:author="PR Preview" w:date="2026-01-01T00:00:00Z">
+        <w:r>
+          <w:t xml:space="preserve"> </w:t>
+        </w:r>
+      </w:ins>
+      <w:ins w:id="138" w:author="PR Preview" w:date="2026-01-01T00:00:00Z">
+        <w:r>
+          <w:t xml:space="preserve">“the”</w:t>
+        </w:r>
+      </w:ins>
+      <w:ins w:id="139" w:author="PR Preview" w:date="2026-01-01T00:00:00Z">
+        <w:r>
+          <w:t xml:space="preserve">.</w:t>
+        </w:r>
+      </w:ins>
+      <w:ins w:id="140" w:author="PR Preview" w:date="2026-01-01T00:00:00Z">
+        <w:r>
+          <w:t xml:space="preserve"> </w:t>
+        </w:r>
+      </w:ins>
+      <w:ins w:id="141" w:author="PR Preview" w:date="2026-01-01T00:00:00Z">
+        <w:r>
+          <w:t xml:space="preserve">Then link each definite noun phrase to what it refers to,</w:t>
+        </w:r>
+      </w:ins>
+      <w:ins w:id="142" w:author="PR Preview" w:date="2026-01-01T00:00:00Z">
+        <w:r>
+          <w:t xml:space="preserve"> </w:t>
+        </w:r>
+      </w:ins>
+      <w:ins w:id="143" w:author="PR Preview" w:date="2026-01-01T00:00:00Z">
+        <w:r>
+          <w:t xml:space="preserve">with a cross-reference such as</w:t>
+        </w:r>
+      </w:ins>
+      <w:ins w:id="144" w:author="PR Preview" w:date="2026-01-01T00:00:00Z">
+        <w:r>
+          <w:t xml:space="preserve"> </w:t>
+        </w:r>
+      </w:ins>
+      <w:ins w:id="145" w:author="PR Preview" w:date="2026-01-01T00:00:00Z">
+        <w:r>
+          <w:rPr>
+            <w:rStyle w:val="VerbatimChar"/>
+          </w:rPr>
+          <w:t xml:space="preserve">[the synthetic data](#exm-synthetic-data)</w:t>
+        </w:r>
+      </w:ins>
+      <w:ins w:id="146" w:author="PR Preview" w:date="2026-01-01T00:00:00Z">
+        <w:r>
+          <w:t xml:space="preserve">,</w:t>
+        </w:r>
+      </w:ins>
+      <w:ins w:id="147" w:author="PR Preview" w:date="2026-01-01T00:00:00Z">
+        <w:r>
+          <w:t xml:space="preserve"> </w:t>
+        </w:r>
+      </w:ins>
+      <w:ins w:id="148" w:author="PR Preview" w:date="2026-01-01T00:00:00Z">
+        <w:r>
+          <w:t xml:space="preserve">so that a reader who has forgotten or skipped the referent can find it.</w:t>
+        </w:r>
+      </w:ins>
+      <w:ins w:id="149" w:author="PR Preview" w:date="2026-01-01T00:00:00Z">
+        <w:r>
+          <w:t xml:space="preserve"> </w:t>
+        </w:r>
+      </w:ins>
+      <w:ins w:id="150" w:author="PR Preview" w:date="2026-01-01T00:00:00Z">
+        <w:r>
+          <w:t xml:space="preserve">Skip the link when the referent is introduced in the same div,</w:t>
+        </w:r>
+      </w:ins>
+      <w:ins w:id="151" w:author="PR Preview" w:date="2026-01-01T00:00:00Z">
+        <w:r>
+          <w:t xml:space="preserve"> </w:t>
+        </w:r>
+      </w:ins>
+      <w:ins w:id="152" w:author="PR Preview" w:date="2026-01-01T00:00:00Z">
+        <w:r>
+          <w:t xml:space="preserve">or in the same prose passage, as the phrase.</w:t>
+        </w:r>
+      </w:ins>
+      <w:ins w:id="153" w:author="PR Preview" w:date="2026-01-01T00:00:00Z">
+        <w:r>
+          <w:t xml:space="preserve"> </w:t>
+        </w:r>
+      </w:ins>
+      <w:ins w:id="154" w:author="PR Preview" w:date="2026-01-01T00:00:00Z">
+        <w:r>
+          <w:t xml:space="preserve">Inside a div, the antecedent has to be in that div:</w:t>
+        </w:r>
+      </w:ins>
+      <w:ins w:id="155" w:author="PR Preview" w:date="2026-01-01T00:00:00Z">
+        <w:r>
+          <w:t xml:space="preserve"> </w:t>
+        </w:r>
+      </w:ins>
+      <w:ins w:id="156" w:author="PR Preview" w:date="2026-01-01T00:00:00Z">
+        <w:r>
+          <w:t xml:space="preserve">an earlier div does not count,</w:t>
+        </w:r>
+      </w:ins>
+      <w:ins w:id="157" w:author="PR Preview" w:date="2026-01-01T00:00:00Z">
+        <w:r>
+          <w:t xml:space="preserve"> </w:t>
+        </w:r>
+      </w:ins>
+      <w:ins w:id="158" w:author="PR Preview" w:date="2026-01-01T00:00:00Z">
+        <w:r>
+          <w:t xml:space="preserve">because readers jump into the middle of a page.</w:t>
+        </w:r>
+      </w:ins>
+      <w:ins w:id="159" w:author="PR Preview" w:date="2026-01-01T00:00:00Z">
+        <w:r>
+          <w:t xml:space="preserve"> </w:t>
+        </w:r>
+      </w:ins>
+      <w:ins w:id="160" w:author="PR Preview" w:date="2026-01-01T00:00:00Z">
+        <w:r>
+          <w:t xml:space="preserve">For example, an exercise that says</w:t>
+        </w:r>
+      </w:ins>
+      <w:ins w:id="161" w:author="PR Preview" w:date="2026-01-01T00:00:00Z">
+        <w:r>
+          <w:t xml:space="preserve"> </w:t>
+        </w:r>
+      </w:ins>
+      <w:ins w:id="162" w:author="PR Preview" w:date="2026-01-01T00:00:00Z">
+        <w:r>
+          <w:t xml:space="preserve">“Explain the labels”</w:t>
+        </w:r>
+      </w:ins>
+      <w:ins w:id="163" w:author="PR Preview" w:date="2026-01-01T00:00:00Z">
+        <w:r>
+          <w:t xml:space="preserve"> </w:t>
+        </w:r>
+      </w:ins>
+      <w:ins w:id="164" w:author="PR Preview" w:date="2026-01-01T00:00:00Z">
+        <w:r>
+          <w:t xml:space="preserve">with no labels named in it</w:t>
+        </w:r>
+      </w:ins>
+      <w:ins w:id="165" w:author="PR Preview" w:date="2026-01-01T00:00:00Z">
+        <w:r>
+          <w:t xml:space="preserve"> </w:t>
+        </w:r>
+      </w:ins>
+      <w:ins w:id="166" w:author="PR Preview" w:date="2026-01-01T00:00:00Z">
+        <w:r>
+          <w:t xml:space="preserve">has no antecedent, even if an earlier exercise names some.</w:t>
+        </w:r>
+      </w:ins>
+      <w:ins w:id="167" w:author="PR Preview" w:date="2026-01-01T00:00:00Z">
+        <w:r>
+          <w:t xml:space="preserve"> </w:t>
+        </w:r>
+      </w:ins>
+      <w:ins w:id="168" w:author="PR Preview" w:date="2026-01-01T00:00:00Z">
+        <w:r>
+          <w:t xml:space="preserve">Name the labels in the exercise, or link them to where they are introduced.</w:t>
+        </w:r>
+      </w:ins>
     </w:p>
     <w:p>
       <w:pPr>
@@ -4385,210 +4993,666 @@
           <w:numId w:val="1001"/>
         </w:numPr>
       </w:pPr>
-      <w:r>
-        <w:rPr>
-          <w:b/>
-          <w:bCs/>
-        </w:rPr>
-        <w:t xml:space="preserve">Name the synonyms:</w:t>
-      </w:r>
-      <w:r>
-        <w:t xml:space="preserve"> </w:t>
-      </w:r>
-      <w:r>
-        <w:t xml:space="preserve">When a field uses several words for one concept,</w:t>
-      </w:r>
-      <w:r>
-        <w:t xml:space="preserve"> </w:t>
-      </w:r>
-      <w:r>
-        <w:t xml:space="preserve">such as</w:t>
-      </w:r>
-      <w:r>
-        <w:t xml:space="preserve"> </w:t>
-      </w:r>
-      <w:r>
-        <w:rPr>
-          <w:i/>
-          <w:iCs/>
-        </w:rPr>
-        <w:t xml:space="preserve">learning</w:t>
-      </w:r>
-      <w:r>
-        <w:t xml:space="preserve">,</w:t>
-      </w:r>
-      <w:r>
-        <w:t xml:space="preserve"> </w:t>
-      </w:r>
-      <w:r>
-        <w:rPr>
-          <w:i/>
-          <w:iCs/>
-        </w:rPr>
-        <w:t xml:space="preserve">training</w:t>
-      </w:r>
-      <w:r>
-        <w:t xml:space="preserve"> </w:t>
-      </w:r>
-      <w:r>
-        <w:t xml:space="preserve">and</w:t>
-      </w:r>
-      <w:r>
-        <w:t xml:space="preserve"> </w:t>
-      </w:r>
-      <w:r>
-        <w:rPr>
-          <w:i/>
-          <w:iCs/>
-        </w:rPr>
-        <w:t xml:space="preserve">fitting</w:t>
-      </w:r>
-      <w:r>
-        <w:t xml:space="preserve"> </w:t>
-      </w:r>
-      <w:r>
-        <w:t xml:space="preserve">a model,</w:t>
-      </w:r>
-      <w:r>
-        <w:t xml:space="preserve"> </w:t>
-      </w:r>
-      <w:r>
-        <w:t xml:space="preserve">every word that names the concept is an alternative name,</w:t>
-      </w:r>
-      <w:r>
-        <w:t xml:space="preserve"> </w:t>
-      </w:r>
-      <w:r>
-        <w:t xml:space="preserve">and each is treated exactly as the primary name:</w:t>
-      </w:r>
-      <w:r>
-        <w:t xml:space="preserve"> </w:t>
-      </w:r>
-      <w:r>
-        <w:t xml:space="preserve">put all of them in the div title as a comma-separated list,</w:t>
-      </w:r>
-      <w:r>
-        <w:t xml:space="preserve"> </w:t>
-      </w:r>
-      <w:r>
-        <w:t xml:space="preserve">with the primary name first, as in</w:t>
-      </w:r>
-      <w:r>
-        <w:t xml:space="preserve"> </w:t>
-      </w:r>
-      <w:r>
-        <w:t xml:space="preserve">“Postulate, axiom”</w:t>
-      </w:r>
-      <w:r>
-        <w:t xml:space="preserve">,</w:t>
-      </w:r>
-      <w:r>
-        <w:t xml:space="preserve"> </w:t>
-      </w:r>
-      <w:r>
-        <w:t xml:space="preserve">and bold each where it first appears in the definition.</w:t>
-      </w:r>
-      <w:r>
-        <w:t xml:space="preserve"> </w:t>
-      </w:r>
-      <w:r>
-        <w:t xml:space="preserve">Do not use parentheses or a phrase such as</w:t>
-      </w:r>
-      <w:r>
-        <w:t xml:space="preserve"> </w:t>
-      </w:r>
-      <w:r>
-        <w:t xml:space="preserve">“also called”</w:t>
-      </w:r>
-      <w:r>
-        <w:t xml:space="preserve"> </w:t>
-      </w:r>
-      <w:r>
-        <w:t xml:space="preserve">in the title.</w:t>
-      </w:r>
-      <w:r>
-        <w:t xml:space="preserve"> </w:t>
-      </w:r>
-      <w:r>
-        <w:t xml:space="preserve">This covers the names other sources use, such as a textbook’s,</w:t>
-      </w:r>
-      <w:r>
-        <w:t xml:space="preserve"> </w:t>
-      </w:r>
-      <w:r>
-        <w:t xml:space="preserve">which belong in the title and in bold too,</w:t>
-      </w:r>
-      <w:r>
-        <w:t xml:space="preserve"> </w:t>
-      </w:r>
-      <w:r>
-        <w:t xml:space="preserve">as in</w:t>
-      </w:r>
-      <w:r>
-        <w:t xml:space="preserve"> </w:t>
-      </w:r>
-      <w:r>
-        <w:t xml:space="preserve">“Risk, expected loss, population risk, true risk,</w:t>
-      </w:r>
-      <w:r>
-        <w:t xml:space="preserve"> </w:t>
-      </w:r>
-      <w:r>
-        <w:t xml:space="preserve">generalization error, expected prediction error”</w:t>
-      </w:r>
-      <w:r>
-        <w:t xml:space="preserve">.</w:t>
-      </w:r>
-      <w:r>
-        <w:t xml:space="preserve"> </w:t>
-      </w:r>
-      <w:r>
-        <w:t xml:space="preserve">Say which one the document uses.</w:t>
-      </w:r>
-      <w:r>
-        <w:t xml:space="preserve"> </w:t>
-      </w:r>
-      <w:r>
-        <w:t xml:space="preserve">Name near-synonyms in the definition block or in a callout beside it,</w:t>
-      </w:r>
-      <w:r>
-        <w:t xml:space="preserve"> </w:t>
-      </w:r>
-      <w:r>
-        <w:t xml:space="preserve">and state how they differ.</w:t>
-      </w:r>
-      <w:r>
-        <w:t xml:space="preserve"> </w:t>
-      </w:r>
-      <w:r>
-        <w:t xml:space="preserve">A reader who meets the other words in another source</w:t>
-      </w:r>
-      <w:r>
-        <w:t xml:space="preserve"> </w:t>
-      </w:r>
-      <w:r>
-        <w:t xml:space="preserve">can then connect them to the concept already learned</w:t>
-      </w:r>
-      <w:r>
-        <w:t xml:space="preserve"> </w:t>
-      </w:r>
-      <w:r>
-        <w:t xml:space="preserve">(see</w:t>
-      </w:r>
-      <w:r>
-        <w:t xml:space="preserve"> </w:t>
-      </w:r>
+      <w:del w:id="169" w:author="PR Preview" w:date="2026-01-01T00:00:00Z">
+        <w:r>
+          <w:rPr>
+            <w:b/>
+            <w:bCs/>
+          </w:rPr>
+          <w:delText xml:space="preserve">Name the synonyms:</w:delText>
+        </w:r>
+      </w:del>
+      <w:del w:id="170" w:author="PR Preview" w:date="2026-01-01T00:00:00Z">
+        <w:r>
+          <w:delText xml:space="preserve"> </w:delText>
+        </w:r>
+      </w:del>
+      <w:del w:id="171" w:author="PR Preview" w:date="2026-01-01T00:00:00Z">
+        <w:r>
+          <w:delText xml:space="preserve">When a field uses several words for one concept,</w:delText>
+        </w:r>
+      </w:del>
+      <w:del w:id="172" w:author="PR Preview" w:date="2026-01-01T00:00:00Z">
+        <w:r>
+          <w:delText xml:space="preserve"> </w:delText>
+        </w:r>
+      </w:del>
+      <w:del w:id="173" w:author="PR Preview" w:date="2026-01-01T00:00:00Z">
+        <w:r>
+          <w:delText xml:space="preserve">such as</w:delText>
+        </w:r>
+      </w:del>
+      <w:del w:id="174" w:author="PR Preview" w:date="2026-01-01T00:00:00Z">
+        <w:r>
+          <w:delText xml:space="preserve"> </w:delText>
+        </w:r>
+      </w:del>
+      <w:del w:id="175" w:author="PR Preview" w:date="2026-01-01T00:00:00Z">
+        <w:r>
+          <w:rPr>
+            <w:i/>
+            <w:iCs/>
+          </w:rPr>
+          <w:delText xml:space="preserve">learning</w:delText>
+        </w:r>
+      </w:del>
+      <w:del w:id="176" w:author="PR Preview" w:date="2026-01-01T00:00:00Z">
+        <w:r>
+          <w:delText xml:space="preserve">,</w:delText>
+        </w:r>
+      </w:del>
+      <w:del w:id="177" w:author="PR Preview" w:date="2026-01-01T00:00:00Z">
+        <w:r>
+          <w:delText xml:space="preserve"> </w:delText>
+        </w:r>
+      </w:del>
+      <w:del w:id="178" w:author="PR Preview" w:date="2026-01-01T00:00:00Z">
+        <w:r>
+          <w:rPr>
+            <w:i/>
+            <w:iCs/>
+          </w:rPr>
+          <w:delText xml:space="preserve">training</w:delText>
+        </w:r>
+      </w:del>
+      <w:del w:id="179" w:author="PR Preview" w:date="2026-01-01T00:00:00Z">
+        <w:r>
+          <w:delText xml:space="preserve"> </w:delText>
+        </w:r>
+      </w:del>
+      <w:del w:id="180" w:author="PR Preview" w:date="2026-01-01T00:00:00Z">
+        <w:r>
+          <w:delText xml:space="preserve">and</w:delText>
+        </w:r>
+      </w:del>
+      <w:del w:id="181" w:author="PR Preview" w:date="2026-01-01T00:00:00Z">
+        <w:r>
+          <w:delText xml:space="preserve"> </w:delText>
+        </w:r>
+      </w:del>
+      <w:del w:id="182" w:author="PR Preview" w:date="2026-01-01T00:00:00Z">
+        <w:r>
+          <w:rPr>
+            <w:i/>
+            <w:iCs/>
+          </w:rPr>
+          <w:delText xml:space="preserve">fitting</w:delText>
+        </w:r>
+      </w:del>
+      <w:del w:id="183" w:author="PR Preview" w:date="2026-01-01T00:00:00Z">
+        <w:r>
+          <w:delText xml:space="preserve"> </w:delText>
+        </w:r>
+      </w:del>
+      <w:del w:id="184" w:author="PR Preview" w:date="2026-01-01T00:00:00Z">
+        <w:r>
+          <w:delText xml:space="preserve">a model,</w:delText>
+        </w:r>
+      </w:del>
+      <w:del w:id="185" w:author="PR Preview" w:date="2026-01-01T00:00:00Z">
+        <w:r>
+          <w:delText xml:space="preserve"> </w:delText>
+        </w:r>
+      </w:del>
+      <w:del w:id="186" w:author="PR Preview" w:date="2026-01-01T00:00:00Z">
+        <w:r>
+          <w:delText xml:space="preserve">every word that names the concept is an alternative name,</w:delText>
+        </w:r>
+      </w:del>
+      <w:del w:id="187" w:author="PR Preview" w:date="2026-01-01T00:00:00Z">
+        <w:r>
+          <w:delText xml:space="preserve"> </w:delText>
+        </w:r>
+      </w:del>
+      <w:del w:id="188" w:author="PR Preview" w:date="2026-01-01T00:00:00Z">
+        <w:r>
+          <w:delText xml:space="preserve">and each is treated exactly as the primary name:</w:delText>
+        </w:r>
+      </w:del>
+      <w:del w:id="189" w:author="PR Preview" w:date="2026-01-01T00:00:00Z">
+        <w:r>
+          <w:delText xml:space="preserve"> </w:delText>
+        </w:r>
+      </w:del>
+      <w:del w:id="190" w:author="PR Preview" w:date="2026-01-01T00:00:00Z">
+        <w:r>
+          <w:delText xml:space="preserve">put all of them in the div title as a comma-separated list,</w:delText>
+        </w:r>
+      </w:del>
+      <w:del w:id="191" w:author="PR Preview" w:date="2026-01-01T00:00:00Z">
+        <w:r>
+          <w:delText xml:space="preserve"> </w:delText>
+        </w:r>
+      </w:del>
+      <w:del w:id="192" w:author="PR Preview" w:date="2026-01-01T00:00:00Z">
+        <w:r>
+          <w:delText xml:space="preserve">with the primary name first, as in</w:delText>
+        </w:r>
+      </w:del>
+      <w:del w:id="193" w:author="PR Preview" w:date="2026-01-01T00:00:00Z">
+        <w:r>
+          <w:delText xml:space="preserve"> </w:delText>
+        </w:r>
+      </w:del>
+      <w:del w:id="194" w:author="PR Preview" w:date="2026-01-01T00:00:00Z">
+        <w:r>
+          <w:delText xml:space="preserve">“Postulate, axiom”</w:delText>
+        </w:r>
+      </w:del>
+      <w:del w:id="195" w:author="PR Preview" w:date="2026-01-01T00:00:00Z">
+        <w:r>
+          <w:delText xml:space="preserve">,</w:delText>
+        </w:r>
+      </w:del>
+      <w:del w:id="196" w:author="PR Preview" w:date="2026-01-01T00:00:00Z">
+        <w:r>
+          <w:delText xml:space="preserve"> </w:delText>
+        </w:r>
+      </w:del>
+      <w:del w:id="197" w:author="PR Preview" w:date="2026-01-01T00:00:00Z">
+        <w:r>
+          <w:delText xml:space="preserve">and bold each where it first appears in the definition.</w:delText>
+        </w:r>
+      </w:del>
+      <w:del w:id="198" w:author="PR Preview" w:date="2026-01-01T00:00:00Z">
+        <w:r>
+          <w:delText xml:space="preserve"> </w:delText>
+        </w:r>
+      </w:del>
+      <w:del w:id="199" w:author="PR Preview" w:date="2026-01-01T00:00:00Z">
+        <w:r>
+          <w:delText xml:space="preserve">Do not use parentheses or a phrase such as</w:delText>
+        </w:r>
+      </w:del>
+      <w:del w:id="200" w:author="PR Preview" w:date="2026-01-01T00:00:00Z">
+        <w:r>
+          <w:delText xml:space="preserve"> </w:delText>
+        </w:r>
+      </w:del>
+      <w:del w:id="201" w:author="PR Preview" w:date="2026-01-01T00:00:00Z">
+        <w:r>
+          <w:delText xml:space="preserve">“also called”</w:delText>
+        </w:r>
+      </w:del>
+      <w:del w:id="202" w:author="PR Preview" w:date="2026-01-01T00:00:00Z">
+        <w:r>
+          <w:delText xml:space="preserve"> </w:delText>
+        </w:r>
+      </w:del>
+      <w:del w:id="203" w:author="PR Preview" w:date="2026-01-01T00:00:00Z">
+        <w:r>
+          <w:delText xml:space="preserve">in the title.</w:delText>
+        </w:r>
+      </w:del>
+      <w:del w:id="204" w:author="PR Preview" w:date="2026-01-01T00:00:00Z">
+        <w:r>
+          <w:delText xml:space="preserve"> </w:delText>
+        </w:r>
+      </w:del>
+      <w:del w:id="205" w:author="PR Preview" w:date="2026-01-01T00:00:00Z">
+        <w:r>
+          <w:delText xml:space="preserve">This covers the names other sources use, such as a textbook’s,</w:delText>
+        </w:r>
+      </w:del>
+      <w:del w:id="206" w:author="PR Preview" w:date="2026-01-01T00:00:00Z">
+        <w:r>
+          <w:delText xml:space="preserve"> </w:delText>
+        </w:r>
+      </w:del>
+      <w:del w:id="207" w:author="PR Preview" w:date="2026-01-01T00:00:00Z">
+        <w:r>
+          <w:delText xml:space="preserve">which belong in the title and in bold too,</w:delText>
+        </w:r>
+      </w:del>
+      <w:del w:id="208" w:author="PR Preview" w:date="2026-01-01T00:00:00Z">
+        <w:r>
+          <w:delText xml:space="preserve"> </w:delText>
+        </w:r>
+      </w:del>
+      <w:del w:id="209" w:author="PR Preview" w:date="2026-01-01T00:00:00Z">
+        <w:r>
+          <w:delText xml:space="preserve">as in</w:delText>
+        </w:r>
+      </w:del>
+      <w:del w:id="210" w:author="PR Preview" w:date="2026-01-01T00:00:00Z">
+        <w:r>
+          <w:delText xml:space="preserve"> </w:delText>
+        </w:r>
+      </w:del>
+      <w:del w:id="211" w:author="PR Preview" w:date="2026-01-01T00:00:00Z">
+        <w:r>
+          <w:delText xml:space="preserve">“Risk, expected loss, population risk, true risk,</w:delText>
+        </w:r>
+      </w:del>
+      <w:del w:id="212" w:author="PR Preview" w:date="2026-01-01T00:00:00Z">
+        <w:r>
+          <w:delText xml:space="preserve"> </w:delText>
+        </w:r>
+      </w:del>
+      <w:del w:id="213" w:author="PR Preview" w:date="2026-01-01T00:00:00Z">
+        <w:r>
+          <w:delText xml:space="preserve">generalization error, expected prediction error”</w:delText>
+        </w:r>
+      </w:del>
+      <w:del w:id="214" w:author="PR Preview" w:date="2026-01-01T00:00:00Z">
+        <w:r>
+          <w:delText xml:space="preserve">.</w:delText>
+        </w:r>
+      </w:del>
+      <w:del w:id="215" w:author="PR Preview" w:date="2026-01-01T00:00:00Z">
+        <w:r>
+          <w:delText xml:space="preserve"> </w:delText>
+        </w:r>
+      </w:del>
+      <w:del w:id="216" w:author="PR Preview" w:date="2026-01-01T00:00:00Z">
+        <w:r>
+          <w:delText xml:space="preserve">Say which one the document uses.</w:delText>
+        </w:r>
+      </w:del>
+      <w:del w:id="217" w:author="PR Preview" w:date="2026-01-01T00:00:00Z">
+        <w:r>
+          <w:delText xml:space="preserve"> </w:delText>
+        </w:r>
+      </w:del>
+      <w:del w:id="218" w:author="PR Preview" w:date="2026-01-01T00:00:00Z">
+        <w:r>
+          <w:delText xml:space="preserve">Name near-synonyms in the definition block or in a callout beside it,</w:delText>
+        </w:r>
+      </w:del>
+      <w:del w:id="219" w:author="PR Preview" w:date="2026-01-01T00:00:00Z">
+        <w:r>
+          <w:delText xml:space="preserve"> </w:delText>
+        </w:r>
+      </w:del>
+      <w:del w:id="220" w:author="PR Preview" w:date="2026-01-01T00:00:00Z">
+        <w:r>
+          <w:delText xml:space="preserve">and state how they differ.</w:delText>
+        </w:r>
+      </w:del>
+      <w:del w:id="221" w:author="PR Preview" w:date="2026-01-01T00:00:00Z">
+        <w:r>
+          <w:delText xml:space="preserve"> </w:delText>
+        </w:r>
+      </w:del>
+      <w:del w:id="222" w:author="PR Preview" w:date="2026-01-01T00:00:00Z">
+        <w:r>
+          <w:delText xml:space="preserve">A reader who meets the other words in another source</w:delText>
+        </w:r>
+      </w:del>
+      <w:del w:id="223" w:author="PR Preview" w:date="2026-01-01T00:00:00Z">
+        <w:r>
+          <w:delText xml:space="preserve"> </w:delText>
+        </w:r>
+      </w:del>
+      <w:del w:id="224" w:author="PR Preview" w:date="2026-01-01T00:00:00Z">
+        <w:r>
+          <w:delText xml:space="preserve">can then connect them to the concept already learned</w:delText>
+        </w:r>
+      </w:del>
+      <w:del w:id="225" w:author="PR Preview" w:date="2026-01-01T00:00:00Z">
+        <w:r>
+          <w:delText xml:space="preserve"> </w:delText>
+        </w:r>
+      </w:del>
+      <w:del w:id="226" w:author="PR Preview" w:date="2026-01-01T00:00:00Z">
+        <w:r>
+          <w:delText xml:space="preserve">(see</w:delText>
+        </w:r>
+      </w:del>
+      <w:del w:id="227" w:author="PR Preview" w:date="2026-01-01T00:00:00Z">
+        <w:r>
+          <w:delText xml:space="preserve"> </w:delText>
+        </w:r>
+      </w:del>
       <w:hyperlink r:id="rId19">
+        <w:del w:id="228" w:author="PR Preview" w:date="2026-01-01T00:00:00Z">
+          <w:r>
+            <w:rPr>
+              <w:rStyle w:val="Hyperlink"/>
+            </w:rPr>
+            <w:delText xml:space="preserve">Minimize unnecessary jargon</w:delText>
+          </w:r>
+        </w:del>
+      </w:hyperlink>
+      <w:del w:id="229" w:author="PR Preview" w:date="2026-01-01T00:00:00Z">
+        <w:r>
+          <w:delText xml:space="preserve">).</w:delText>
+        </w:r>
+      </w:del>
+    </w:p>
+    <w:p>
+      <w:pPr>
+        <w:numPr>
+          <w:ilvl w:val="0"/>
+          <w:numId w:val="1001"/>
+        </w:numPr>
+      </w:pPr>
+      <w:ins w:id="230" w:author="PR Preview" w:date="2026-01-01T00:00:00Z">
         <w:r>
           <w:rPr>
-            <w:rStyle w:val="Hyperlink"/>
+            <w:b/>
+            <w:bCs/>
           </w:rPr>
-          <w:t xml:space="preserve">Minimize unnecessary jargon</w:t>
-        </w:r>
+          <w:t xml:space="preserve">Name the synonyms:</w:t>
+        </w:r>
+      </w:ins>
+      <w:ins w:id="231" w:author="PR Preview" w:date="2026-01-01T00:00:00Z">
+        <w:r>
+          <w:t xml:space="preserve"> </w:t>
+        </w:r>
+      </w:ins>
+      <w:ins w:id="232" w:author="PR Preview" w:date="2026-01-01T00:00:00Z">
+        <w:r>
+          <w:t xml:space="preserve">When a field uses several words for one concept,</w:t>
+        </w:r>
+      </w:ins>
+      <w:ins w:id="233" w:author="PR Preview" w:date="2026-01-01T00:00:00Z">
+        <w:r>
+          <w:t xml:space="preserve"> </w:t>
+        </w:r>
+      </w:ins>
+      <w:ins w:id="234" w:author="PR Preview" w:date="2026-01-01T00:00:00Z">
+        <w:r>
+          <w:t xml:space="preserve">such as</w:t>
+        </w:r>
+      </w:ins>
+      <w:ins w:id="235" w:author="PR Preview" w:date="2026-01-01T00:00:00Z">
+        <w:r>
+          <w:t xml:space="preserve"> </w:t>
+        </w:r>
+      </w:ins>
+      <w:ins w:id="236" w:author="PR Preview" w:date="2026-01-01T00:00:00Z">
+        <w:r>
+          <w:rPr>
+            <w:i/>
+            <w:iCs/>
+          </w:rPr>
+          <w:t xml:space="preserve">learning</w:t>
+        </w:r>
+      </w:ins>
+      <w:ins w:id="237" w:author="PR Preview" w:date="2026-01-01T00:00:00Z">
+        <w:r>
+          <w:t xml:space="preserve">,</w:t>
+        </w:r>
+      </w:ins>
+      <w:ins w:id="238" w:author="PR Preview" w:date="2026-01-01T00:00:00Z">
+        <w:r>
+          <w:t xml:space="preserve"> </w:t>
+        </w:r>
+      </w:ins>
+      <w:ins w:id="239" w:author="PR Preview" w:date="2026-01-01T00:00:00Z">
+        <w:r>
+          <w:rPr>
+            <w:i/>
+            <w:iCs/>
+          </w:rPr>
+          <w:t xml:space="preserve">training</w:t>
+        </w:r>
+      </w:ins>
+      <w:ins w:id="240" w:author="PR Preview" w:date="2026-01-01T00:00:00Z">
+        <w:r>
+          <w:t xml:space="preserve"> </w:t>
+        </w:r>
+      </w:ins>
+      <w:ins w:id="241" w:author="PR Preview" w:date="2026-01-01T00:00:00Z">
+        <w:r>
+          <w:t xml:space="preserve">and</w:t>
+        </w:r>
+      </w:ins>
+      <w:ins w:id="242" w:author="PR Preview" w:date="2026-01-01T00:00:00Z">
+        <w:r>
+          <w:t xml:space="preserve"> </w:t>
+        </w:r>
+      </w:ins>
+      <w:ins w:id="243" w:author="PR Preview" w:date="2026-01-01T00:00:00Z">
+        <w:r>
+          <w:rPr>
+            <w:i/>
+            <w:iCs/>
+          </w:rPr>
+          <w:t xml:space="preserve">fitting</w:t>
+        </w:r>
+      </w:ins>
+      <w:ins w:id="244" w:author="PR Preview" w:date="2026-01-01T00:00:00Z">
+        <w:r>
+          <w:t xml:space="preserve"> </w:t>
+        </w:r>
+      </w:ins>
+      <w:ins w:id="245" w:author="PR Preview" w:date="2026-01-01T00:00:00Z">
+        <w:r>
+          <w:t xml:space="preserve">a model,</w:t>
+        </w:r>
+      </w:ins>
+      <w:ins w:id="246" w:author="PR Preview" w:date="2026-01-01T00:00:00Z">
+        <w:r>
+          <w:t xml:space="preserve"> </w:t>
+        </w:r>
+      </w:ins>
+      <w:ins w:id="247" w:author="PR Preview" w:date="2026-01-01T00:00:00Z">
+        <w:r>
+          <w:t xml:space="preserve">every word that names the concept is an alternative name,</w:t>
+        </w:r>
+      </w:ins>
+      <w:ins w:id="248" w:author="PR Preview" w:date="2026-01-01T00:00:00Z">
+        <w:r>
+          <w:t xml:space="preserve"> </w:t>
+        </w:r>
+      </w:ins>
+      <w:ins w:id="249" w:author="PR Preview" w:date="2026-01-01T00:00:00Z">
+        <w:r>
+          <w:t xml:space="preserve">and each is treated exactly as the primary name:</w:t>
+        </w:r>
+      </w:ins>
+      <w:ins w:id="250" w:author="PR Preview" w:date="2026-01-01T00:00:00Z">
+        <w:r>
+          <w:t xml:space="preserve"> </w:t>
+        </w:r>
+      </w:ins>
+      <w:ins w:id="251" w:author="PR Preview" w:date="2026-01-01T00:00:00Z">
+        <w:r>
+          <w:t xml:space="preserve">put all of them in the div title as a comma-separated list,</w:t>
+        </w:r>
+      </w:ins>
+      <w:ins w:id="252" w:author="PR Preview" w:date="2026-01-01T00:00:00Z">
+        <w:r>
+          <w:t xml:space="preserve"> </w:t>
+        </w:r>
+      </w:ins>
+      <w:ins w:id="253" w:author="PR Preview" w:date="2026-01-01T00:00:00Z">
+        <w:r>
+          <w:t xml:space="preserve">with the primary name first, as in</w:t>
+        </w:r>
+      </w:ins>
+      <w:ins w:id="254" w:author="PR Preview" w:date="2026-01-01T00:00:00Z">
+        <w:r>
+          <w:t xml:space="preserve"> </w:t>
+        </w:r>
+      </w:ins>
+      <w:ins w:id="255" w:author="PR Preview" w:date="2026-01-01T00:00:00Z">
+        <w:r>
+          <w:t xml:space="preserve">“Postulate, axiom”</w:t>
+        </w:r>
+      </w:ins>
+      <w:ins w:id="256" w:author="PR Preview" w:date="2026-01-01T00:00:00Z">
+        <w:r>
+          <w:t xml:space="preserve">,</w:t>
+        </w:r>
+      </w:ins>
+      <w:ins w:id="257" w:author="PR Preview" w:date="2026-01-01T00:00:00Z">
+        <w:r>
+          <w:t xml:space="preserve"> </w:t>
+        </w:r>
+      </w:ins>
+      <w:ins w:id="258" w:author="PR Preview" w:date="2026-01-01T00:00:00Z">
+        <w:r>
+          <w:t xml:space="preserve">and bold each where it first appears in the definition.</w:t>
+        </w:r>
+      </w:ins>
+      <w:ins w:id="259" w:author="PR Preview" w:date="2026-01-01T00:00:00Z">
+        <w:r>
+          <w:t xml:space="preserve"> </w:t>
+        </w:r>
+      </w:ins>
+      <w:ins w:id="260" w:author="PR Preview" w:date="2026-01-01T00:00:00Z">
+        <w:r>
+          <w:t xml:space="preserve">Do not use parentheses or a phrase such as</w:t>
+        </w:r>
+      </w:ins>
+      <w:ins w:id="261" w:author="PR Preview" w:date="2026-01-01T00:00:00Z">
+        <w:r>
+          <w:t xml:space="preserve"> </w:t>
+        </w:r>
+      </w:ins>
+      <w:ins w:id="262" w:author="PR Preview" w:date="2026-01-01T00:00:00Z">
+        <w:r>
+          <w:t xml:space="preserve">“also called”</w:t>
+        </w:r>
+      </w:ins>
+      <w:ins w:id="263" w:author="PR Preview" w:date="2026-01-01T00:00:00Z">
+        <w:r>
+          <w:t xml:space="preserve"> </w:t>
+        </w:r>
+      </w:ins>
+      <w:ins w:id="264" w:author="PR Preview" w:date="2026-01-01T00:00:00Z">
+        <w:r>
+          <w:t xml:space="preserve">in the title.</w:t>
+        </w:r>
+      </w:ins>
+      <w:ins w:id="265" w:author="PR Preview" w:date="2026-01-01T00:00:00Z">
+        <w:r>
+          <w:t xml:space="preserve"> </w:t>
+        </w:r>
+      </w:ins>
+      <w:ins w:id="266" w:author="PR Preview" w:date="2026-01-01T00:00:00Z">
+        <w:r>
+          <w:t xml:space="preserve">This covers the names other sources use, such as a textbook’s,</w:t>
+        </w:r>
+      </w:ins>
+      <w:ins w:id="267" w:author="PR Preview" w:date="2026-01-01T00:00:00Z">
+        <w:r>
+          <w:t xml:space="preserve"> </w:t>
+        </w:r>
+      </w:ins>
+      <w:ins w:id="268" w:author="PR Preview" w:date="2026-01-01T00:00:00Z">
+        <w:r>
+          <w:t xml:space="preserve">which belong in the title and in bold too,</w:t>
+        </w:r>
+      </w:ins>
+      <w:ins w:id="269" w:author="PR Preview" w:date="2026-01-01T00:00:00Z">
+        <w:r>
+          <w:t xml:space="preserve"> </w:t>
+        </w:r>
+      </w:ins>
+      <w:ins w:id="270" w:author="PR Preview" w:date="2026-01-01T00:00:00Z">
+        <w:r>
+          <w:t xml:space="preserve">as in</w:t>
+        </w:r>
+      </w:ins>
+      <w:ins w:id="271" w:author="PR Preview" w:date="2026-01-01T00:00:00Z">
+        <w:r>
+          <w:t xml:space="preserve"> </w:t>
+        </w:r>
+      </w:ins>
+      <w:ins w:id="272" w:author="PR Preview" w:date="2026-01-01T00:00:00Z">
+        <w:r>
+          <w:t xml:space="preserve">“Risk, expected loss, population risk, true risk,</w:t>
+        </w:r>
+      </w:ins>
+      <w:ins w:id="273" w:author="PR Preview" w:date="2026-01-01T00:00:00Z">
+        <w:r>
+          <w:t xml:space="preserve"> </w:t>
+        </w:r>
+      </w:ins>
+      <w:ins w:id="274" w:author="PR Preview" w:date="2026-01-01T00:00:00Z">
+        <w:r>
+          <w:t xml:space="preserve">generalization error, expected prediction error”</w:t>
+        </w:r>
+      </w:ins>
+      <w:ins w:id="275" w:author="PR Preview" w:date="2026-01-01T00:00:00Z">
+        <w:r>
+          <w:t xml:space="preserve">.</w:t>
+        </w:r>
+      </w:ins>
+      <w:ins w:id="276" w:author="PR Preview" w:date="2026-01-01T00:00:00Z">
+        <w:r>
+          <w:t xml:space="preserve"> </w:t>
+        </w:r>
+      </w:ins>
+      <w:ins w:id="277" w:author="PR Preview" w:date="2026-01-01T00:00:00Z">
+        <w:r>
+          <w:t xml:space="preserve">Say which one the document uses.</w:t>
+        </w:r>
+      </w:ins>
+      <w:ins w:id="278" w:author="PR Preview" w:date="2026-01-01T00:00:00Z">
+        <w:r>
+          <w:t xml:space="preserve"> </w:t>
+        </w:r>
+      </w:ins>
+      <w:ins w:id="279" w:author="PR Preview" w:date="2026-01-01T00:00:00Z">
+        <w:r>
+          <w:t xml:space="preserve">Name near-synonyms in the definition block or in a callout beside it,</w:t>
+        </w:r>
+      </w:ins>
+      <w:ins w:id="280" w:author="PR Preview" w:date="2026-01-01T00:00:00Z">
+        <w:r>
+          <w:t xml:space="preserve"> </w:t>
+        </w:r>
+      </w:ins>
+      <w:ins w:id="281" w:author="PR Preview" w:date="2026-01-01T00:00:00Z">
+        <w:r>
+          <w:t xml:space="preserve">and state how they differ.</w:t>
+        </w:r>
+      </w:ins>
+      <w:ins w:id="282" w:author="PR Preview" w:date="2026-01-01T00:00:00Z">
+        <w:r>
+          <w:t xml:space="preserve"> </w:t>
+        </w:r>
+      </w:ins>
+      <w:ins w:id="283" w:author="PR Preview" w:date="2026-01-01T00:00:00Z">
+        <w:r>
+          <w:t xml:space="preserve">A reader who encounters the other words in another source</w:t>
+        </w:r>
+      </w:ins>
+      <w:ins w:id="284" w:author="PR Preview" w:date="2026-01-01T00:00:00Z">
+        <w:r>
+          <w:t xml:space="preserve"> </w:t>
+        </w:r>
+      </w:ins>
+      <w:ins w:id="285" w:author="PR Preview" w:date="2026-01-01T00:00:00Z">
+        <w:r>
+          <w:t xml:space="preserve">can then connect them to the concept already learned</w:t>
+        </w:r>
+      </w:ins>
+      <w:ins w:id="286" w:author="PR Preview" w:date="2026-01-01T00:00:00Z">
+        <w:r>
+          <w:t xml:space="preserve"> </w:t>
+        </w:r>
+      </w:ins>
+      <w:ins w:id="287" w:author="PR Preview" w:date="2026-01-01T00:00:00Z">
+        <w:r>
+          <w:t xml:space="preserve">(see</w:t>
+        </w:r>
+      </w:ins>
+      <w:ins w:id="288" w:author="PR Preview" w:date="2026-01-01T00:00:00Z">
+        <w:r>
+          <w:t xml:space="preserve"> </w:t>
+        </w:r>
+      </w:ins>
+      <w:hyperlink r:id="rId19">
+        <w:ins w:id="289" w:author="PR Preview" w:date="2026-01-01T00:00:00Z">
+          <w:r>
+            <w:rPr>
+              <w:rStyle w:val="Hyperlink"/>
+            </w:rPr>
+            <w:t xml:space="preserve">Minimize unnecessary jargon</w:t>
+          </w:r>
+        </w:ins>
       </w:hyperlink>
-      <w:r>
-        <w:t xml:space="preserve">).</w:t>
-      </w:r>
+      <w:ins w:id="290" w:author="PR Preview" w:date="2026-01-01T00:00:00Z">
+        <w:r>
+          <w:t xml:space="preserve">).</w:t>
+        </w:r>
+      </w:ins>
     </w:p>
     <w:p>
       <w:pPr>
@@ -11205,51 +12269,161 @@
       <w:pPr>
         <w:pStyle w:val="FirstParagraph"/>
       </w:pPr>
-      <w:r>
-        <w:t xml:space="preserve">In teaching material,</w:t>
-      </w:r>
-      <w:r>
-        <w:t xml:space="preserve"> </w:t>
-      </w:r>
-      <w:r>
-        <w:t xml:space="preserve">present a derivation as one or more exercises,</w:t>
-      </w:r>
-      <w:r>
-        <w:t xml:space="preserve"> </w:t>
-      </w:r>
-      <w:r>
-        <w:t xml:space="preserve">each followed by its solution,</w:t>
-      </w:r>
-      <w:r>
-        <w:t xml:space="preserve"> </w:t>
-      </w:r>
-      <w:r>
-        <w:t xml:space="preserve">then the theorem that records the result,</w:t>
-      </w:r>
-      <w:r>
-        <w:t xml:space="preserve"> </w:t>
-      </w:r>
-      <w:r>
-        <w:t xml:space="preserve">with a short proof that cites the exercises.</w:t>
-      </w:r>
-      <w:r>
-        <w:t xml:space="preserve"> </w:t>
-      </w:r>
-      <w:r>
-        <w:t xml:space="preserve">The reader meets the question before the answer,</w:t>
-      </w:r>
-      <w:r>
-        <w:t xml:space="preserve"> </w:t>
-      </w:r>
-      <w:r>
-        <w:t xml:space="preserve">can try each step before reading it,</w:t>
-      </w:r>
-      <w:r>
-        <w:t xml:space="preserve"> </w:t>
-      </w:r>
-      <w:r>
-        <w:t xml:space="preserve">and can find the result itself without searching through the working.</w:t>
-      </w:r>
+      <w:del w:id="291" w:author="PR Preview" w:date="2026-01-01T00:00:00Z">
+        <w:r>
+          <w:delText xml:space="preserve">In teaching material,</w:delText>
+        </w:r>
+      </w:del>
+      <w:del w:id="292" w:author="PR Preview" w:date="2026-01-01T00:00:00Z">
+        <w:r>
+          <w:delText xml:space="preserve"> </w:delText>
+        </w:r>
+      </w:del>
+      <w:del w:id="293" w:author="PR Preview" w:date="2026-01-01T00:00:00Z">
+        <w:r>
+          <w:delText xml:space="preserve">present a derivation as one or more exercises,</w:delText>
+        </w:r>
+      </w:del>
+      <w:del w:id="294" w:author="PR Preview" w:date="2026-01-01T00:00:00Z">
+        <w:r>
+          <w:delText xml:space="preserve"> </w:delText>
+        </w:r>
+      </w:del>
+      <w:del w:id="295" w:author="PR Preview" w:date="2026-01-01T00:00:00Z">
+        <w:r>
+          <w:delText xml:space="preserve">each followed by its solution,</w:delText>
+        </w:r>
+      </w:del>
+      <w:del w:id="296" w:author="PR Preview" w:date="2026-01-01T00:00:00Z">
+        <w:r>
+          <w:delText xml:space="preserve"> </w:delText>
+        </w:r>
+      </w:del>
+      <w:del w:id="297" w:author="PR Preview" w:date="2026-01-01T00:00:00Z">
+        <w:r>
+          <w:delText xml:space="preserve">then the theorem that records the result,</w:delText>
+        </w:r>
+      </w:del>
+      <w:del w:id="298" w:author="PR Preview" w:date="2026-01-01T00:00:00Z">
+        <w:r>
+          <w:delText xml:space="preserve"> </w:delText>
+        </w:r>
+      </w:del>
+      <w:del w:id="299" w:author="PR Preview" w:date="2026-01-01T00:00:00Z">
+        <w:r>
+          <w:delText xml:space="preserve">with a short proof that cites the exercises.</w:delText>
+        </w:r>
+      </w:del>
+      <w:del w:id="300" w:author="PR Preview" w:date="2026-01-01T00:00:00Z">
+        <w:r>
+          <w:delText xml:space="preserve"> </w:delText>
+        </w:r>
+      </w:del>
+      <w:del w:id="301" w:author="PR Preview" w:date="2026-01-01T00:00:00Z">
+        <w:r>
+          <w:delText xml:space="preserve">The reader meets the question before the answer,</w:delText>
+        </w:r>
+      </w:del>
+      <w:del w:id="302" w:author="PR Preview" w:date="2026-01-01T00:00:00Z">
+        <w:r>
+          <w:delText xml:space="preserve"> </w:delText>
+        </w:r>
+      </w:del>
+      <w:del w:id="303" w:author="PR Preview" w:date="2026-01-01T00:00:00Z">
+        <w:r>
+          <w:delText xml:space="preserve">can try each step before reading it,</w:delText>
+        </w:r>
+      </w:del>
+      <w:del w:id="304" w:author="PR Preview" w:date="2026-01-01T00:00:00Z">
+        <w:r>
+          <w:delText xml:space="preserve"> </w:delText>
+        </w:r>
+      </w:del>
+      <w:del w:id="305" w:author="PR Preview" w:date="2026-01-01T00:00:00Z">
+        <w:r>
+          <w:delText xml:space="preserve">and can find the result itself without searching through the working.</w:delText>
+        </w:r>
+      </w:del>
+    </w:p>
+    <w:p>
+      <w:pPr>
+        <w:pStyle w:val="FirstParagraph"/>
+      </w:pPr>
+      <w:ins w:id="306" w:author="PR Preview" w:date="2026-01-01T00:00:00Z">
+        <w:r>
+          <w:t xml:space="preserve">In teaching material,</w:t>
+        </w:r>
+      </w:ins>
+      <w:ins w:id="307" w:author="PR Preview" w:date="2026-01-01T00:00:00Z">
+        <w:r>
+          <w:t xml:space="preserve"> </w:t>
+        </w:r>
+      </w:ins>
+      <w:ins w:id="308" w:author="PR Preview" w:date="2026-01-01T00:00:00Z">
+        <w:r>
+          <w:t xml:space="preserve">present a derivation as one or more exercises,</w:t>
+        </w:r>
+      </w:ins>
+      <w:ins w:id="309" w:author="PR Preview" w:date="2026-01-01T00:00:00Z">
+        <w:r>
+          <w:t xml:space="preserve"> </w:t>
+        </w:r>
+      </w:ins>
+      <w:ins w:id="310" w:author="PR Preview" w:date="2026-01-01T00:00:00Z">
+        <w:r>
+          <w:t xml:space="preserve">each followed by its solution,</w:t>
+        </w:r>
+      </w:ins>
+      <w:ins w:id="311" w:author="PR Preview" w:date="2026-01-01T00:00:00Z">
+        <w:r>
+          <w:t xml:space="preserve"> </w:t>
+        </w:r>
+      </w:ins>
+      <w:ins w:id="312" w:author="PR Preview" w:date="2026-01-01T00:00:00Z">
+        <w:r>
+          <w:t xml:space="preserve">then the theorem that records the result,</w:t>
+        </w:r>
+      </w:ins>
+      <w:ins w:id="313" w:author="PR Preview" w:date="2026-01-01T00:00:00Z">
+        <w:r>
+          <w:t xml:space="preserve"> </w:t>
+        </w:r>
+      </w:ins>
+      <w:ins w:id="314" w:author="PR Preview" w:date="2026-01-01T00:00:00Z">
+        <w:r>
+          <w:t xml:space="preserve">with a short proof that cites the exercises.</w:t>
+        </w:r>
+      </w:ins>
+      <w:ins w:id="315" w:author="PR Preview" w:date="2026-01-01T00:00:00Z">
+        <w:r>
+          <w:t xml:space="preserve"> </w:t>
+        </w:r>
+      </w:ins>
+      <w:ins w:id="316" w:author="PR Preview" w:date="2026-01-01T00:00:00Z">
+        <w:r>
+          <w:t xml:space="preserve">The reader encounters the question before the answer,</w:t>
+        </w:r>
+      </w:ins>
+      <w:ins w:id="317" w:author="PR Preview" w:date="2026-01-01T00:00:00Z">
+        <w:r>
+          <w:t xml:space="preserve"> </w:t>
+        </w:r>
+      </w:ins>
+      <w:ins w:id="318" w:author="PR Preview" w:date="2026-01-01T00:00:00Z">
+        <w:r>
+          <w:t xml:space="preserve">can try each step before reading it,</w:t>
+        </w:r>
+      </w:ins>
+      <w:ins w:id="319" w:author="PR Preview" w:date="2026-01-01T00:00:00Z">
+        <w:r>
+          <w:t xml:space="preserve"> </w:t>
+        </w:r>
+      </w:ins>
+      <w:ins w:id="320" w:author="PR Preview" w:date="2026-01-01T00:00:00Z">
+        <w:r>
+          <w:t xml:space="preserve">and can find the result itself without searching through the working.</w:t>
+        </w:r>
+      </w:ins>
     </w:p>
     <w:p>
       <w:pPr>
